--- a/docs/general-english/A2/build/a21-u09.docx
+++ b/docs/general-english/A2/build/a21-u09.docx
@@ -10463,7 +10463,7 @@
         <w:spacing w:before="0" w:after="120" w:line="276" w:lineRule="auto"/>
       </w:pPr>
       <w:r>
-        <w:t xml:space="preserve">Alder Street has no useful numbers. The old houses at the top came down years ago, and nobody numbered what was left. So number 14 sits between number 8 and number 20. Three doors carry no number at all. Amina gave up and painted GREEN SHOP across her window, which works better than any number. Boxes go to the wrong half of the street twice a week. A car from the health centre once stood at the top junction for eleven minutes. Yuki wrote her address on a card for five drivers in her first month, and three of them still drove past. Maya wants the city to number the street again. Amina points out that the city took eight years to repair one street lamp. Dani painted a 14 on a piece of wood and tied it to the gate. It is still there, upside down.</w:t>
+        <w:t xml:space="preserve">Alder Street has no useful numbers. The old houses at the top came down years ago, and nobody gave the rest new numbers. So number 14 sits between number 8 and number 20. Three doors carry no number at all. Amina gave up and painted GREEN SHOP across her window, which works better than any number. Boxes go to the wrong half of the street twice a week. A car from the health centre once stood at the top junction for eleven minutes. Yuki wrote her address on a card for five drivers in her first month, and three of them still drove past. Maya wants the city to number the street again. Amina points out that the city took eight years to repair one street lamp. Dani painted a 14 on a piece of wood and tied it to the gate. It is still there, upside down.</w:t>
       </w:r>
     </w:p>
     <w:p>

--- a/docs/general-english/A2/build/a21-u09.docx
+++ b/docs/general-english/A2/build/a21-u09.docx
@@ -47,7 +47,7 @@
       <w:r>
         <w:drawing>
           <wp:inline>
-            <wp:extent cx="3209925" cy="1809750"/>
+            <wp:extent cx="5724525" cy="3228975"/>
             <wp:effectExtent b="0" l="0" r="0" t="0"/>
             <wp:docPr descr="The opening page of Unit 9, Finding Your Way: the grammar point is prepositions of place, time and movement, and three things the learner will be able to do by the end of the unit." title="" id="21" name="Picture"/>
             <a:graphic>
@@ -68,7 +68,7 @@
                   <pic:spPr bwMode="auto">
                     <a:xfrm>
                       <a:off x="0" y="0"/>
-                      <a:ext cx="3209925" cy="1809750"/>
+                      <a:ext cx="5724525" cy="3228975"/>
                     </a:xfrm>
                     <a:prstGeom prst="rect">
                       <a:avLst/>
@@ -922,7 +922,7 @@
       <w:r>
         <w:drawing>
           <wp:inline>
-            <wp:extent cx="4572000" cy="1809750"/>
+            <wp:extent cx="5724525" cy="2266950"/>
             <wp:effectExtent b="0" l="0" r="0" t="0"/>
             <wp:docPr descr="Alder Street from the junction at the top to the bridge at the bottom: the junction with four roads and no sign, number 14 halfway along, the shop on its ground floor, the square with a bench and two trees, the health centre behind the square, and the bridge at the bottom." title="" id="24" name="Picture"/>
             <a:graphic>
@@ -943,7 +943,7 @@
                   <pic:spPr bwMode="auto">
                     <a:xfrm>
                       <a:off x="0" y="0"/>
-                      <a:ext cx="4572000" cy="1809750"/>
+                      <a:ext cx="5724525" cy="2266950"/>
                     </a:xfrm>
                     <a:prstGeom prst="rect">
                       <a:avLst/>
@@ -2275,7 +2275,7 @@
       <w:r>
         <w:drawing>
           <wp:inline>
-            <wp:extent cx="4562475" cy="1809750"/>
+            <wp:extent cx="5724525" cy="2266950"/>
             <wp:effectExtent b="0" l="0" r="0" t="0"/>
             <wp:docPr descr="Six kinds of place, each on its own card: a junction, a square, a roundabout, a lane, a bridge and a block." title="" id="27" name="Picture"/>
             <a:graphic>
@@ -2296,7 +2296,7 @@
                   <pic:spPr bwMode="auto">
                     <a:xfrm>
                       <a:off x="0" y="0"/>
-                      <a:ext cx="4562475" cy="1809750"/>
+                      <a:ext cx="5724525" cy="2266950"/>
                     </a:xfrm>
                     <a:prstGeom prst="rect">
                       <a:avLst/>
@@ -2705,7 +2705,7 @@
       <w:r>
         <w:drawing>
           <wp:inline>
-            <wp:extent cx="4905375" cy="1809750"/>
+            <wp:extent cx="5724525" cy="2114550"/>
             <wp:effectExtent b="0" l="0" r="0" t="0"/>
             <wp:docPr descr="A plan of one street seen from above: the road across the middle, three buildings in a row above it, two below it, a square with a bench, a low building behind the square, and on the right one building cut open to show a flat over a shop. Five numbered lines run to the right for the learner to write each word." title="" id="30" name="Picture"/>
             <a:graphic>
@@ -2726,7 +2726,7 @@
                   <pic:spPr bwMode="auto">
                     <a:xfrm>
                       <a:off x="0" y="0"/>
-                      <a:ext cx="4905375" cy="1809750"/>
+                      <a:ext cx="5724525" cy="2114550"/>
                     </a:xfrm>
                     <a:prstGeom prst="rect">
                       <a:avLst/>
@@ -3947,7 +3947,7 @@
       <w:r>
         <w:drawing>
           <wp:inline>
-            <wp:extent cx="4381500" cy="1809750"/>
+            <wp:extent cx="5724525" cy="2362200"/>
             <wp:effectExtent b="0" l="0" r="0" t="0"/>
             <wp:docPr descr="The unit’s grammar as two columns. On the left at, on and in, for a point, a line and a space, with one mark for the one place they fix. On the right along, towards and past, for movement, with a mark at each end of the line somebody walks." title="" id="33" name="Picture"/>
             <a:graphic>
@@ -3968,7 +3968,7 @@
                   <pic:spPr bwMode="auto">
                     <a:xfrm>
                       <a:off x="0" y="0"/>
-                      <a:ext cx="4381500" cy="1809750"/>
+                      <a:ext cx="5724525" cy="2362200"/>
                     </a:xfrm>
                     <a:prstGeom prst="rect">
                       <a:avLst/>
@@ -4705,7 +4705,7 @@
       <w:r>
         <w:drawing>
           <wp:inline>
-            <wp:extent cx="5143500" cy="1533525"/>
+            <wp:extent cx="5724525" cy="1704975"/>
             <wp:effectExtent b="0" l="0" r="0" t="0"/>
             <wp:docPr descr="One walk as five steps on a line: get off at the stop by the bridge, walk back towards the junction, take the second road on the left into a lane with no sign, go on to the green shop on the corner, and number 14 is above it." title="" id="36" name="Picture"/>
             <a:graphic>
@@ -4726,7 +4726,7 @@
                   <pic:spPr bwMode="auto">
                     <a:xfrm>
                       <a:off x="0" y="0"/>
-                      <a:ext cx="5143500" cy="1533525"/>
+                      <a:ext cx="5724525" cy="1704975"/>
                     </a:xfrm>
                     <a:prstGeom prst="rect">
                       <a:avLst/>
@@ -5527,7 +5527,7 @@
       <w:r>
         <w:drawing>
           <wp:inline>
-            <wp:extent cx="5143500" cy="1685925"/>
+            <wp:extent cx="5724525" cy="1876425"/>
             <wp:effectExtent b="0" l="0" r="0" t="0"/>
             <wp:docPr descr="The three listenings in this unit: Yuki asks Amina the way to the health centre, Dani talks a driver down the street by telephone, and Amina describes five people and five ways of finding the way." title="" id="39" name="Picture"/>
             <a:graphic>
@@ -5548,7 +5548,7 @@
                   <pic:spPr bwMode="auto">
                     <a:xfrm>
                       <a:off x="0" y="0"/>
-                      <a:ext cx="5143500" cy="1685925"/>
+                      <a:ext cx="5724525" cy="1876425"/>
                     </a:xfrm>
                     <a:prstGeom prst="rect">
                       <a:avLst/>
@@ -6647,7 +6647,7 @@
       <w:r>
         <w:drawing>
           <wp:inline>
-            <wp:extent cx="5133975" cy="1809750"/>
+            <wp:extent cx="5724525" cy="2019300"/>
             <wp:effectExtent b="0" l="0" r="0" t="0"/>
             <wp:docPr descr="The two role-play cards side by side. Card A, asking: say excuse me, name the place, ask how far, repeat the last step back. Card B, telling: ask where they came from, give two steps not six, name one landmark, say how long it takes." title="" id="42" name="Picture"/>
             <a:graphic>
@@ -6668,7 +6668,7 @@
                   <pic:spPr bwMode="auto">
                     <a:xfrm>
                       <a:off x="0" y="0"/>
-                      <a:ext cx="5133975" cy="1809750"/>
+                      <a:ext cx="5724525" cy="2019300"/>
                     </a:xfrm>
                     <a:prstGeom prst="rect">
                       <a:avLst/>
@@ -6924,7 +6924,7 @@
       <w:r>
         <w:drawing>
           <wp:inline>
-            <wp:extent cx="5143500" cy="1171575"/>
+            <wp:extent cx="5724525" cy="1304925"/>
             <wp:effectExtent b="0" l="0" r="0" t="0"/>
             <wp:docPr descr="Two ways of knowing one walk, in five stages with an arrow to the next: both people walk the same way home, one draws it as a line of turns, the other draws the whole area, then the road is closed, and only the second one finds a new way." title="" id="45" name="Picture"/>
             <a:graphic>
@@ -6945,7 +6945,7 @@
                   <pic:spPr bwMode="auto">
                     <a:xfrm>
                       <a:off x="0" y="0"/>
-                      <a:ext cx="5143500" cy="1171575"/>
+                      <a:ext cx="5724525" cy="1304925"/>
                     </a:xfrm>
                     <a:prstGeom prst="rect">
                       <a:avLst/>
@@ -7793,7 +7793,7 @@
       <w:r>
         <w:drawing>
           <wp:inline>
-            <wp:extent cx="5143500" cy="1409700"/>
+            <wp:extent cx="5724525" cy="1571625"/>
             <wp:effectExtent b="0" l="0" r="0" t="0"/>
             <wp:docPr descr="Three cities and three ways of saying where you are: Tokyo, where the streets have no names and an address gives the area then the block then the building; New York, where two numbers fix a place exactly; and Venice, where small yellow signs all point to the Rialto." title="" id="48" name="Picture"/>
             <a:graphic>
@@ -7814,7 +7814,7 @@
                   <pic:spPr bwMode="auto">
                     <a:xfrm>
                       <a:off x="0" y="0"/>
-                      <a:ext cx="5143500" cy="1409700"/>
+                      <a:ext cx="5724525" cy="1571625"/>
                     </a:xfrm>
                     <a:prstGeom prst="rect">
                       <a:avLst/>
@@ -8030,7 +8030,7 @@
       <w:r>
         <w:drawing>
           <wp:inline>
-            <wp:extent cx="5143500" cy="1685925"/>
+            <wp:extent cx="5724525" cy="1876425"/>
             <wp:effectExtent b="0" l="0" r="0" t="0"/>
             <wp:docPr descr="The shape of the directions the learner is about to write, in four steps: where to get off, which way to walk, one landmark to look for, and what too far looks like." title="" id="51" name="Picture"/>
             <a:graphic>
@@ -8051,7 +8051,7 @@
                   <pic:spPr bwMode="auto">
                     <a:xfrm>
                       <a:off x="0" y="0"/>
-                      <a:ext cx="5143500" cy="1685925"/>
+                      <a:ext cx="5724525" cy="1876425"/>
                     </a:xfrm>
                     <a:prstGeom prst="rect">
                       <a:avLst/>
@@ -8583,7 +8583,7 @@
       <w:r>
         <w:drawing>
           <wp:inline>
-            <wp:extent cx="5143500" cy="1771650"/>
+            <wp:extent cx="5724525" cy="1971675"/>
             <wp:effectExtent b="0" l="0" r="0" t="0"/>
             <wp:docPr descr="Four things people say when they ask or give the way, each with an arrow to what it does: asking without a map, giving it in one line, saying you cannot help, and offering more than was asked." title="" id="54" name="Picture"/>
             <a:graphic>
@@ -8604,7 +8604,7 @@
                   <pic:spPr bwMode="auto">
                     <a:xfrm>
                       <a:off x="0" y="0"/>
-                      <a:ext cx="5143500" cy="1771650"/>
+                      <a:ext cx="5724525" cy="1971675"/>
                     </a:xfrm>
                     <a:prstGeom prst="rect">
                       <a:avLst/>
@@ -9639,7 +9639,7 @@
       <w:r>
         <w:drawing>
           <wp:inline>
-            <wp:extent cx="5143500" cy="1571625"/>
+            <wp:extent cx="5724525" cy="1752600"/>
             <wp:effectExtent b="0" l="0" r="0" t="0"/>
             <wp:docPr descr="Two kinds of sign. One carries a place name, which only helps somebody who already knows the map. The other carries a number of two figures and the next numbers in each direction, which helps anybody able to count." title="" id="57" name="Picture"/>
             <a:graphic>
@@ -9660,7 +9660,7 @@
                   <pic:spPr bwMode="auto">
                     <a:xfrm>
                       <a:off x="0" y="0"/>
-                      <a:ext cx="5143500" cy="1571625"/>
+                      <a:ext cx="5724525" cy="1752600"/>
                     </a:xfrm>
                     <a:prstGeom prst="rect">
                       <a:avLst/>
@@ -10875,7 +10875,7 @@
       <w:r>
         <w:drawing>
           <wp:inline>
-            <wp:extent cx="5143500" cy="1543050"/>
+            <wp:extent cx="5724525" cy="1724025"/>
             <wp:effectExtent b="0" l="0" r="0" t="0"/>
             <wp:docPr descr="The five Can-Do lines of the unit as a strip with a box to tick beside each, the last one marked Plus." title="" id="60" name="Picture"/>
             <a:graphic>
@@ -10896,7 +10896,7 @@
                   <pic:spPr bwMode="auto">
                     <a:xfrm>
                       <a:off x="0" y="0"/>
-                      <a:ext cx="5143500" cy="1543050"/>
+                      <a:ext cx="5724525" cy="1724025"/>
                     </a:xfrm>
                     <a:prstGeom prst="rect">
                       <a:avLst/>
